--- a/mi-proyecto/docs/HISTORIAS_DE_USUARIO.docx
+++ b/mi-proyecto/docs/HISTORIAS_DE_USUARIO.docx
@@ -417,7 +417,7 @@
         <w:tblLook w:val="04A0" w:firstRow="1" w:lastRow="0" w:firstColumn="1" w:lastColumn="0" w:noHBand="0" w:noVBand="1"/>
       </w:tblPr>
       <w:tblGrid>
-        <w:gridCol w:w="4290"/>
+        <w:gridCol w:w="4428"/>
       </w:tblGrid>
       <w:tr>
         <w:trPr>
@@ -425,7 +425,7 @@
         </w:trPr>
         <w:tc>
           <w:tcPr>
-            <w:tcW w:w="0" w:type="auto"/>
+            <w:tcW w:w="4368" w:type="dxa"/>
             <w:vAlign w:val="center"/>
             <w:hideMark/>
           </w:tcPr>
@@ -435,6 +435,7 @@
                 <w:rFonts w:ascii="Times New Roman" w:hAnsi="Times New Roman" w:cs="Times New Roman"/>
               </w:rPr>
             </w:pPr>
+            <w:bookmarkStart w:id="0" w:name="_Hlk240227305"/>
             <w:r>
               <w:rPr>
                 <w:rFonts w:ascii="Times New Roman" w:hAnsi="Times New Roman" w:cs="Times New Roman"/>
@@ -467,6 +468,7 @@
               </w:rPr>
               <w:t>3. Se identifican productos con bajo stock.</w:t>
             </w:r>
+            <w:bookmarkEnd w:id="0"/>
           </w:p>
         </w:tc>
       </w:tr>
@@ -1000,7 +1002,14 @@
         <w:rPr>
           <w:rFonts w:ascii="Times New Roman" w:hAnsi="Times New Roman" w:cs="Times New Roman"/>
         </w:rPr>
-        <w:t>3. Si no existe, muestra un mensaje</w:t>
+        <w:t xml:space="preserve">3. </w:t>
+      </w:r>
+      <w:bookmarkStart w:id="1" w:name="_Hlk240228889"/>
+      <w:r>
+        <w:rPr>
+          <w:rFonts w:ascii="Times New Roman" w:hAnsi="Times New Roman" w:cs="Times New Roman"/>
+        </w:rPr>
+        <w:t>Si no existe, muestra un mensaje</w:t>
       </w:r>
       <w:r>
         <w:rPr>
@@ -1008,6 +1017,7 @@
         </w:rPr>
         <w:t xml:space="preserve">. </w:t>
       </w:r>
+      <w:bookmarkEnd w:id="1"/>
     </w:p>
     <w:p>
       <w:pPr>
@@ -1509,7 +1519,7 @@
         <w:tblLook w:val="04A0" w:firstRow="1" w:lastRow="0" w:firstColumn="1" w:lastColumn="0" w:noHBand="0" w:noVBand="1"/>
       </w:tblPr>
       <w:tblGrid>
-        <w:gridCol w:w="3789"/>
+        <w:gridCol w:w="5245"/>
       </w:tblGrid>
       <w:tr>
         <w:trPr>
@@ -1517,7 +1527,7 @@
         </w:trPr>
         <w:tc>
           <w:tcPr>
-            <w:tcW w:w="0" w:type="auto"/>
+            <w:tcW w:w="5185" w:type="dxa"/>
             <w:vAlign w:val="center"/>
             <w:hideMark/>
           </w:tcPr>
@@ -1611,22 +1621,22 @@
           <w:b/>
           <w:bCs/>
         </w:rPr>
+        <w:t>HU-11 — Aplicar descuentos</w:t>
+      </w:r>
+    </w:p>
+    <w:p>
+      <w:pPr>
+        <w:rPr>
+          <w:rFonts w:ascii="Times New Roman" w:hAnsi="Times New Roman" w:cs="Times New Roman"/>
+        </w:rPr>
+      </w:pPr>
+      <w:r>
+        <w:rPr>
+          <w:rFonts w:ascii="Times New Roman" w:hAnsi="Times New Roman" w:cs="Times New Roman"/>
+          <w:b/>
+          <w:bCs/>
+        </w:rPr>
         <w:lastRenderedPageBreak/>
-        <w:t>HU-11 — Aplicar descuentos</w:t>
-      </w:r>
-    </w:p>
-    <w:p>
-      <w:pPr>
-        <w:rPr>
-          <w:rFonts w:ascii="Times New Roman" w:hAnsi="Times New Roman" w:cs="Times New Roman"/>
-        </w:rPr>
-      </w:pPr>
-      <w:r>
-        <w:rPr>
-          <w:rFonts w:ascii="Times New Roman" w:hAnsi="Times New Roman" w:cs="Times New Roman"/>
-          <w:b/>
-          <w:bCs/>
-        </w:rPr>
         <w:t>Como</w:t>
       </w:r>
       <w:r>
@@ -2305,20 +2315,20 @@
         <w:rPr>
           <w:rFonts w:ascii="Times New Roman" w:hAnsi="Times New Roman" w:cs="Times New Roman"/>
         </w:rPr>
+        <w:t xml:space="preserve">1. El sistema revisa las fechas de vencimiento. </w:t>
+      </w:r>
+    </w:p>
+    <w:p>
+      <w:pPr>
+        <w:rPr>
+          <w:rFonts w:ascii="Times New Roman" w:hAnsi="Times New Roman" w:cs="Times New Roman"/>
+        </w:rPr>
+      </w:pPr>
+      <w:r>
+        <w:rPr>
+          <w:rFonts w:ascii="Times New Roman" w:hAnsi="Times New Roman" w:cs="Times New Roman"/>
+        </w:rPr>
         <w:lastRenderedPageBreak/>
-        <w:t xml:space="preserve">1. El sistema revisa las fechas de vencimiento. </w:t>
-      </w:r>
-    </w:p>
-    <w:p>
-      <w:pPr>
-        <w:rPr>
-          <w:rFonts w:ascii="Times New Roman" w:hAnsi="Times New Roman" w:cs="Times New Roman"/>
-        </w:rPr>
-      </w:pPr>
-      <w:r>
-        <w:rPr>
-          <w:rFonts w:ascii="Times New Roman" w:hAnsi="Times New Roman" w:cs="Times New Roman"/>
-        </w:rPr>
         <w:t xml:space="preserve">2. Muestra una alerta para productos próximos a vencer. </w:t>
       </w:r>
     </w:p>
@@ -2824,68 +2834,68 @@
           <w:b/>
           <w:bCs/>
         </w:rPr>
+        <w:t>Como</w:t>
+      </w:r>
+      <w:r>
+        <w:rPr>
+          <w:rFonts w:ascii="Times New Roman" w:hAnsi="Times New Roman" w:cs="Times New Roman"/>
+        </w:rPr>
+        <w:t xml:space="preserve"> encargado del inventario,</w:t>
+      </w:r>
+      <w:r>
+        <w:rPr>
+          <w:rFonts w:ascii="Times New Roman" w:hAnsi="Times New Roman" w:cs="Times New Roman"/>
+        </w:rPr>
+        <w:br/>
+      </w:r>
+      <w:r>
+        <w:rPr>
+          <w:rFonts w:ascii="Times New Roman" w:hAnsi="Times New Roman" w:cs="Times New Roman"/>
+          <w:b/>
+          <w:bCs/>
+        </w:rPr>
+        <w:t>quiero</w:t>
+      </w:r>
+      <w:r>
+        <w:rPr>
+          <w:rFonts w:ascii="Times New Roman" w:hAnsi="Times New Roman" w:cs="Times New Roman"/>
+        </w:rPr>
+        <w:t xml:space="preserve"> registrar la entrada de nuevos productos o mercancía,</w:t>
+      </w:r>
+      <w:r>
+        <w:rPr>
+          <w:rFonts w:ascii="Times New Roman" w:hAnsi="Times New Roman" w:cs="Times New Roman"/>
+        </w:rPr>
+        <w:br/>
+      </w:r>
+      <w:r>
+        <w:rPr>
+          <w:rFonts w:ascii="Times New Roman" w:hAnsi="Times New Roman" w:cs="Times New Roman"/>
+          <w:b/>
+          <w:bCs/>
+        </w:rPr>
+        <w:t>para</w:t>
+      </w:r>
+      <w:r>
+        <w:rPr>
+          <w:rFonts w:ascii="Times New Roman" w:hAnsi="Times New Roman" w:cs="Times New Roman"/>
+        </w:rPr>
+        <w:t xml:space="preserve"> aumentar correctamente las existencias disponibles.</w:t>
+      </w:r>
+    </w:p>
+    <w:p>
+      <w:pPr>
+        <w:rPr>
+          <w:rFonts w:ascii="Times New Roman" w:hAnsi="Times New Roman" w:cs="Times New Roman"/>
+        </w:rPr>
+      </w:pPr>
+      <w:r>
+        <w:rPr>
+          <w:rFonts w:ascii="Times New Roman" w:hAnsi="Times New Roman" w:cs="Times New Roman"/>
+          <w:b/>
+          <w:bCs/>
+        </w:rPr>
         <w:lastRenderedPageBreak/>
-        <w:t>Como</w:t>
-      </w:r>
-      <w:r>
-        <w:rPr>
-          <w:rFonts w:ascii="Times New Roman" w:hAnsi="Times New Roman" w:cs="Times New Roman"/>
-        </w:rPr>
-        <w:t xml:space="preserve"> encargado del inventario,</w:t>
-      </w:r>
-      <w:r>
-        <w:rPr>
-          <w:rFonts w:ascii="Times New Roman" w:hAnsi="Times New Roman" w:cs="Times New Roman"/>
-        </w:rPr>
-        <w:br/>
-      </w:r>
-      <w:r>
-        <w:rPr>
-          <w:rFonts w:ascii="Times New Roman" w:hAnsi="Times New Roman" w:cs="Times New Roman"/>
-          <w:b/>
-          <w:bCs/>
-        </w:rPr>
-        <w:t>quiero</w:t>
-      </w:r>
-      <w:r>
-        <w:rPr>
-          <w:rFonts w:ascii="Times New Roman" w:hAnsi="Times New Roman" w:cs="Times New Roman"/>
-        </w:rPr>
-        <w:t xml:space="preserve"> registrar la entrada de nuevos productos o mercancía,</w:t>
-      </w:r>
-      <w:r>
-        <w:rPr>
-          <w:rFonts w:ascii="Times New Roman" w:hAnsi="Times New Roman" w:cs="Times New Roman"/>
-        </w:rPr>
-        <w:br/>
-      </w:r>
-      <w:r>
-        <w:rPr>
-          <w:rFonts w:ascii="Times New Roman" w:hAnsi="Times New Roman" w:cs="Times New Roman"/>
-          <w:b/>
-          <w:bCs/>
-        </w:rPr>
-        <w:t>para</w:t>
-      </w:r>
-      <w:r>
-        <w:rPr>
-          <w:rFonts w:ascii="Times New Roman" w:hAnsi="Times New Roman" w:cs="Times New Roman"/>
-        </w:rPr>
-        <w:t xml:space="preserve"> aumentar correctamente las existencias disponibles.</w:t>
-      </w:r>
-    </w:p>
-    <w:p>
-      <w:pPr>
-        <w:rPr>
-          <w:rFonts w:ascii="Times New Roman" w:hAnsi="Times New Roman" w:cs="Times New Roman"/>
-        </w:rPr>
-      </w:pPr>
-      <w:r>
-        <w:rPr>
-          <w:rFonts w:ascii="Times New Roman" w:hAnsi="Times New Roman" w:cs="Times New Roman"/>
-          <w:b/>
-          <w:bCs/>
-        </w:rPr>
         <w:t>Criterios de aceptación:</w:t>
       </w:r>
     </w:p>
@@ -6602,6 +6612,7 @@
   <w:style w:type="character" w:default="1" w:styleId="Fuentedeprrafopredeter">
     <w:name w:val="Default Paragraph Font"/>
     <w:uiPriority w:val="1"/>
+    <w:semiHidden/>
     <w:unhideWhenUsed/>
   </w:style>
   <w:style w:type="table" w:default="1" w:styleId="Tablanormal">
